--- a/proactive-english-b2-sy/out/PE-B2-BK2-SY_Unit16_AnswerKey.docx
+++ b/proactive-english-b2-sy/out/PE-B2-BK2-SY_Unit16_AnswerKey.docx
@@ -12855,7 +12855,7 @@
                 <w:sz w:val="22"/>
                 <w:szCs w:val="22"/>
               </w:rPr>
-              <w:t xml:space="preserve"> · N. Sabbagh · 21 March</w:t>
+              <w:t xml:space="preserve"> · H. Nasser · 21 March</w:t>
             </w:r>
           </w:p>
           <w:p>
@@ -13012,7 +13012,7 @@
                 <w:sz w:val="22"/>
                 <w:szCs w:val="22"/>
               </w:rPr>
-              <w:t xml:space="preserve">from the ward book and not from the candidate's own list.</w:t>
+              <w:t xml:space="preserve">from the register and not from the candidate's own list.</w:t>
             </w:r>
             <w:r>
               <w:rPr>
@@ -16853,7 +16853,7 @@
                 <w:sz w:val="22"/>
                 <w:szCs w:val="22"/>
               </w:rPr>
-              <w:t xml:space="preserve">If the ward book reaches me by 11 April, criterion three is recounted with you present and the recount is recorded on the file; nothing else is reopened.</w:t>
+              <w:t xml:space="preserve">If the register reaches me by 11 April, criterion three is recounted with you present and the recount is recorded on the file; nothing else is reopened.</w:t>
             </w:r>
             <w:r>
               <w:rPr>
@@ -17986,7 +17986,7 @@
                 <w:sz w:val="22"/>
                 <w:szCs w:val="22"/>
               </w:rPr>
-              <w:t xml:space="preserve"> · N. Sabbagh · 25 March · </w:t>
+              <w:t xml:space="preserve"> · H. Nasser · 25 March · </w:t>
             </w:r>
             <w:r>
               <w:rPr>
@@ -18116,7 +18116,7 @@
                 <w:sz w:val="22"/>
                 <w:szCs w:val="22"/>
               </w:rPr>
-              <w:t xml:space="preserve">(twelve of fourteen complete, from the ward book)</w:t>
+              <w:t xml:space="preserve">(twelve of fourteen complete, from the register)</w:t>
             </w:r>
             <w:r>
               <w:rPr>
